--- a/modules/3.1.0 - Standorte der Langsamfahr- und Fahrleitungssignale, Zugbeeinflussung.docx
+++ b/modules/3.1.0 - Standorte der Langsamfahr- und Fahrleitungssignale, Zugbeeinflussung.docx
@@ -1080,7 +1080,29 @@
           <w:sz w:val="22"/>
           <w:szCs w:val="22"/>
         </w:rPr>
-        <w:t>und/oder(eingleisige Strecken)</w:t>
+        <w:t>und/</w:t>
+      </w:r>
+      <w:proofErr w:type="gramStart"/>
+      <w:r>
+        <w:rPr>
+          <w:rFonts w:ascii="DB Neo Office" w:hAnsi="DB Neo Office"/>
+          <w:vanish/>
+          <w:color w:val="0000FF"/>
+          <w:sz w:val="22"/>
+          <w:szCs w:val="22"/>
+        </w:rPr>
+        <w:t>oder(</w:t>
+      </w:r>
+      <w:proofErr w:type="gramEnd"/>
+      <w:r>
+        <w:rPr>
+          <w:rFonts w:ascii="DB Neo Office" w:hAnsi="DB Neo Office"/>
+          <w:vanish/>
+          <w:color w:val="0000FF"/>
+          <w:sz w:val="22"/>
+          <w:szCs w:val="22"/>
+        </w:rPr>
+        <w:t>eingleisige Strecken)</w:t>
       </w:r>
     </w:p>
     <w:p>
@@ -5896,6 +5918,7 @@
           <w:sz w:val="22"/>
           <w:szCs w:val="22"/>
         </w:rPr>
+        <w:lastRenderedPageBreak/>
         <w:t>Auf PZB-Sicherung wird verzichtet.</w:t>
       </w:r>
     </w:p>
@@ -7123,12 +7146,9 @@
     </w:p>
     <w:p/>
     <w:sectPr>
-      <w:headerReference w:type="even" r:id="rId14"/>
-      <w:headerReference w:type="default" r:id="rId15"/>
-      <w:footerReference w:type="even" r:id="rId16"/>
-      <w:footerReference w:type="default" r:id="rId17"/>
-      <w:headerReference w:type="first" r:id="rId18"/>
-      <w:footerReference w:type="first" r:id="rId19"/>
+      <w:headerReference w:type="default" r:id="rId14"/>
+      <w:footerReference w:type="default" r:id="rId15"/>
+      <w:headerReference w:type="first" r:id="rId16"/>
       <w:type w:val="continuous"/>
       <w:pgSz w:w="11906" w:h="16838" w:code="9"/>
       <w:pgMar w:top="1134" w:right="1134" w:bottom="1134" w:left="1134" w:header="567" w:footer="567" w:gutter="0"/>
@@ -7167,16 +7187,6 @@
   <w:p>
     <w:pPr>
       <w:pStyle w:val="Fuzeile"/>
-    </w:pPr>
-  </w:p>
-</w:ftr>
-</file>
-
-<file path=word/footer2.xml><?xml version="1.0" encoding="utf-8"?>
-<w:ftr xmlns:wpc="http://schemas.microsoft.com/office/word/2010/wordprocessingCanvas" xmlns:cx="http://schemas.microsoft.com/office/drawing/2014/chartex" xmlns:cx1="http://schemas.microsoft.com/office/drawing/2015/9/8/chartex" xmlns:cx2="http://schemas.microsoft.com/office/drawing/2015/10/21/chartex" xmlns:cx3="http://schemas.microsoft.com/office/drawing/2016/5/9/chartex" xmlns:cx4="http://schemas.microsoft.com/office/drawing/2016/5/10/chartex" xmlns:cx5="http://schemas.microsoft.com/office/drawing/2016/5/11/chartex" xmlns:cx6="http://schemas.microsoft.com/office/drawing/2016/5/12/chartex" xmlns:cx7="http://schemas.microsoft.com/office/drawing/2016/5/13/chartex" xmlns:cx8="http://schemas.microsoft.com/office/drawing/2016/5/14/chartex" xmlns:mc="http://schemas.openxmlformats.org/markup-compatibility/2006" xmlns:aink="http://schemas.microsoft.com/office/drawing/2016/ink" xmlns:am3d="http://schemas.microsoft.com/office/drawing/2017/model3d" xmlns:o="urn:schemas-microsoft-com:office:office" xmlns:oel="http://schemas.microsoft.com/office/2019/extlst" xmlns:r="http://schemas.openxmlformats.org/officeDocument/2006/relationships" xmlns:m="http://schemas.openxmlformats.org/officeDocument/2006/math" xmlns:v="urn:schemas-microsoft-com:vml" xmlns:wp14="http://schemas.microsoft.com/office/word/2010/wordprocessingDrawing" xmlns:wp="http://schemas.openxmlformats.org/drawingml/2006/wordprocessingDrawing" xmlns:w10="urn:schemas-microsoft-com:office:word" xmlns:w="http://schemas.openxmlformats.org/wordprocessingml/2006/main" xmlns:w14="http://schemas.microsoft.com/office/word/2010/wordml" xmlns:w15="http://schemas.microsoft.com/office/word/2012/wordml" xmlns:w16cex="http://schemas.microsoft.com/office/word/2018/wordml/cex" xmlns:w16cid="http://schemas.microsoft.com/office/word/2016/wordml/cid" xmlns:w16="http://schemas.microsoft.com/office/word/2018/wordml" xmlns:w16du="http://schemas.microsoft.com/office/word/2023/wordml/word16du" xmlns:w16sdtdh="http://schemas.microsoft.com/office/word/2020/wordml/sdtdatahash" xmlns:w16sdtfl="http://schemas.microsoft.com/office/word/2024/wordml/sdtformatlock" xmlns:w16se="http://schemas.microsoft.com/office/word/2015/wordml/symex" xmlns:wpg="http://schemas.microsoft.com/office/word/2010/wordprocessingGroup" xmlns:wpi="http://schemas.microsoft.com/office/word/2010/wordprocessingInk" xmlns:wne="http://schemas.microsoft.com/office/word/2006/wordml" xmlns:wps="http://schemas.microsoft.com/office/word/2010/wordprocessingShape" mc:Ignorable="w14 w15 w16se w16cid w16 w16cex w16sdtdh w16sdtfl w16du wp14">
-  <w:p>
-    <w:pPr>
-      <w:pStyle w:val="Fuzeile"/>
       <w:tabs>
         <w:tab w:val="clear" w:pos="9072"/>
         <w:tab w:val="right" w:pos="9639"/>
@@ -7186,7 +7196,6 @@
         <w:rFonts w:ascii="DB Office" w:hAnsi="DB Office"/>
       </w:rPr>
     </w:pPr>
-    <w:proofErr w:type="spellStart"/>
     <w:r>
       <w:rPr>
         <w:rFonts w:ascii="DB Office" w:hAnsi="DB Office"/>
@@ -7194,6 +7203,25 @@
         <w:sz w:val="22"/>
         <w:szCs w:val="22"/>
       </w:rPr>
+      <w:t>I.02.01.09 NV Textbausteine</w:t>
+    </w:r>
+    <w:r>
+      <w:rPr>
+        <w:rFonts w:ascii="DB Office" w:hAnsi="DB Office"/>
+        <w:snapToGrid w:val="0"/>
+        <w:sz w:val="22"/>
+        <w:szCs w:val="22"/>
+      </w:rPr>
+      <w:t xml:space="preserve"> </w:t>
+    </w:r>
+    <w:proofErr w:type="spellStart"/>
+    <w:r>
+      <w:rPr>
+        <w:rFonts w:ascii="DB Office" w:hAnsi="DB Office"/>
+        <w:snapToGrid w:val="0"/>
+        <w:sz w:val="22"/>
+        <w:szCs w:val="22"/>
+      </w:rPr>
       <w:t>Betra</w:t>
     </w:r>
     <w:proofErr w:type="spellEnd"/>
@@ -7204,7 +7232,7 @@
         <w:sz w:val="22"/>
         <w:szCs w:val="22"/>
       </w:rPr>
-      <w:t xml:space="preserve"> F33 XXXX-26</w:t>
+      <w:t xml:space="preserve"> ab 1</w:t>
     </w:r>
     <w:r>
       <w:rPr>
@@ -7213,7 +7241,61 @@
         <w:sz w:val="22"/>
         <w:szCs w:val="22"/>
       </w:rPr>
-      <w:tab/>
+      <w:t>4</w:t>
+    </w:r>
+    <w:r>
+      <w:rPr>
+        <w:rFonts w:ascii="DB Office" w:hAnsi="DB Office"/>
+        <w:snapToGrid w:val="0"/>
+        <w:sz w:val="22"/>
+        <w:szCs w:val="22"/>
+      </w:rPr>
+      <w:t>.12.2</w:t>
+    </w:r>
+    <w:r>
+      <w:rPr>
+        <w:rFonts w:ascii="DB Office" w:hAnsi="DB Office"/>
+        <w:snapToGrid w:val="0"/>
+        <w:sz w:val="22"/>
+        <w:szCs w:val="22"/>
+      </w:rPr>
+      <w:t>5</w:t>
+    </w:r>
+    <w:r>
+      <w:rPr>
+        <w:rFonts w:ascii="DB Office" w:hAnsi="DB Office"/>
+        <w:snapToGrid w:val="0"/>
+        <w:sz w:val="22"/>
+        <w:szCs w:val="22"/>
+      </w:rPr>
+      <w:t xml:space="preserve"> </w:t>
+    </w:r>
+    <w:r>
+      <w:rPr>
+        <w:rFonts w:ascii="DB Office" w:hAnsi="DB Office"/>
+        <w:snapToGrid w:val="0"/>
+        <w:sz w:val="22"/>
+        <w:szCs w:val="22"/>
+      </w:rPr>
+      <w:t>(</w:t>
+    </w:r>
+    <w:r>
+      <w:rPr>
+        <w:rFonts w:ascii="DB Office" w:hAnsi="DB Office"/>
+        <w:snapToGrid w:val="0"/>
+        <w:sz w:val="22"/>
+        <w:szCs w:val="22"/>
+      </w:rPr>
+      <w:t>2026</w:t>
+    </w:r>
+    <w:r>
+      <w:rPr>
+        <w:rFonts w:ascii="DB Office" w:hAnsi="DB Office"/>
+        <w:snapToGrid w:val="0"/>
+        <w:sz w:val="22"/>
+        <w:szCs w:val="22"/>
+      </w:rPr>
+      <w:t>)</w:t>
     </w:r>
     <w:r>
       <w:rPr>
@@ -7349,16 +7431,6 @@
         <w:rStyle w:val="Seitenzahl"/>
         <w:rFonts w:ascii="DB Office" w:hAnsi="DB Office"/>
       </w:rPr>
-    </w:pPr>
-  </w:p>
-</w:ftr>
-</file>
-
-<file path=word/footer3.xml><?xml version="1.0" encoding="utf-8"?>
-<w:ftr xmlns:wpc="http://schemas.microsoft.com/office/word/2010/wordprocessingCanvas" xmlns:cx="http://schemas.microsoft.com/office/drawing/2014/chartex" xmlns:cx1="http://schemas.microsoft.com/office/drawing/2015/9/8/chartex" xmlns:cx2="http://schemas.microsoft.com/office/drawing/2015/10/21/chartex" xmlns:cx3="http://schemas.microsoft.com/office/drawing/2016/5/9/chartex" xmlns:cx4="http://schemas.microsoft.com/office/drawing/2016/5/10/chartex" xmlns:cx5="http://schemas.microsoft.com/office/drawing/2016/5/11/chartex" xmlns:cx6="http://schemas.microsoft.com/office/drawing/2016/5/12/chartex" xmlns:cx7="http://schemas.microsoft.com/office/drawing/2016/5/13/chartex" xmlns:cx8="http://schemas.microsoft.com/office/drawing/2016/5/14/chartex" xmlns:mc="http://schemas.openxmlformats.org/markup-compatibility/2006" xmlns:aink="http://schemas.microsoft.com/office/drawing/2016/ink" xmlns:am3d="http://schemas.microsoft.com/office/drawing/2017/model3d" xmlns:o="urn:schemas-microsoft-com:office:office" xmlns:oel="http://schemas.microsoft.com/office/2019/extlst" xmlns:r="http://schemas.openxmlformats.org/officeDocument/2006/relationships" xmlns:m="http://schemas.openxmlformats.org/officeDocument/2006/math" xmlns:v="urn:schemas-microsoft-com:vml" xmlns:wp14="http://schemas.microsoft.com/office/word/2010/wordprocessingDrawing" xmlns:wp="http://schemas.openxmlformats.org/drawingml/2006/wordprocessingDrawing" xmlns:w10="urn:schemas-microsoft-com:office:word" xmlns:w="http://schemas.openxmlformats.org/wordprocessingml/2006/main" xmlns:w14="http://schemas.microsoft.com/office/word/2010/wordml" xmlns:w15="http://schemas.microsoft.com/office/word/2012/wordml" xmlns:w16cex="http://schemas.microsoft.com/office/word/2018/wordml/cex" xmlns:w16cid="http://schemas.microsoft.com/office/word/2016/wordml/cid" xmlns:w16="http://schemas.microsoft.com/office/word/2018/wordml" xmlns:w16du="http://schemas.microsoft.com/office/word/2023/wordml/word16du" xmlns:w16sdtdh="http://schemas.microsoft.com/office/word/2020/wordml/sdtdatahash" xmlns:w16sdtfl="http://schemas.microsoft.com/office/word/2024/wordml/sdtformatlock" xmlns:w16se="http://schemas.microsoft.com/office/word/2015/wordml/symex" xmlns:wpg="http://schemas.microsoft.com/office/word/2010/wordprocessingGroup" xmlns:wpi="http://schemas.microsoft.com/office/word/2010/wordprocessingInk" xmlns:wne="http://schemas.microsoft.com/office/word/2006/wordml" xmlns:wps="http://schemas.microsoft.com/office/word/2010/wordprocessingShape" mc:Ignorable="w14 w15 w16se w16cid w16 w16cex w16sdtdh w16sdtfl w16du wp14">
-  <w:p>
-    <w:pPr>
-      <w:pStyle w:val="Fuzeile"/>
     </w:pPr>
   </w:p>
 </w:ftr>
@@ -7389,16 +7461,6 @@
 </file>
 
 <file path=word/header1.xml><?xml version="1.0" encoding="utf-8"?>
-<w:hdr xmlns:wpc="http://schemas.microsoft.com/office/word/2010/wordprocessingCanvas" xmlns:cx="http://schemas.microsoft.com/office/drawing/2014/chartex" xmlns:cx1="http://schemas.microsoft.com/office/drawing/2015/9/8/chartex" xmlns:cx2="http://schemas.microsoft.com/office/drawing/2015/10/21/chartex" xmlns:cx3="http://schemas.microsoft.com/office/drawing/2016/5/9/chartex" xmlns:cx4="http://schemas.microsoft.com/office/drawing/2016/5/10/chartex" xmlns:cx5="http://schemas.microsoft.com/office/drawing/2016/5/11/chartex" xmlns:cx6="http://schemas.microsoft.com/office/drawing/2016/5/12/chartex" xmlns:cx7="http://schemas.microsoft.com/office/drawing/2016/5/13/chartex" xmlns:cx8="http://schemas.microsoft.com/office/drawing/2016/5/14/chartex" xmlns:mc="http://schemas.openxmlformats.org/markup-compatibility/2006" xmlns:aink="http://schemas.microsoft.com/office/drawing/2016/ink" xmlns:am3d="http://schemas.microsoft.com/office/drawing/2017/model3d" xmlns:o="urn:schemas-microsoft-com:office:office" xmlns:oel="http://schemas.microsoft.com/office/2019/extlst" xmlns:r="http://schemas.openxmlformats.org/officeDocument/2006/relationships" xmlns:m="http://schemas.openxmlformats.org/officeDocument/2006/math" xmlns:v="urn:schemas-microsoft-com:vml" xmlns:wp14="http://schemas.microsoft.com/office/word/2010/wordprocessingDrawing" xmlns:wp="http://schemas.openxmlformats.org/drawingml/2006/wordprocessingDrawing" xmlns:w10="urn:schemas-microsoft-com:office:word" xmlns:w="http://schemas.openxmlformats.org/wordprocessingml/2006/main" xmlns:w14="http://schemas.microsoft.com/office/word/2010/wordml" xmlns:w15="http://schemas.microsoft.com/office/word/2012/wordml" xmlns:w16cex="http://schemas.microsoft.com/office/word/2018/wordml/cex" xmlns:w16cid="http://schemas.microsoft.com/office/word/2016/wordml/cid" xmlns:w16="http://schemas.microsoft.com/office/word/2018/wordml" xmlns:w16du="http://schemas.microsoft.com/office/word/2023/wordml/word16du" xmlns:w16sdtdh="http://schemas.microsoft.com/office/word/2020/wordml/sdtdatahash" xmlns:w16sdtfl="http://schemas.microsoft.com/office/word/2024/wordml/sdtformatlock" xmlns:w16se="http://schemas.microsoft.com/office/word/2015/wordml/symex" xmlns:wpg="http://schemas.microsoft.com/office/word/2010/wordprocessingGroup" xmlns:wpi="http://schemas.microsoft.com/office/word/2010/wordprocessingInk" xmlns:wne="http://schemas.microsoft.com/office/word/2006/wordml" xmlns:wps="http://schemas.microsoft.com/office/word/2010/wordprocessingShape" mc:Ignorable="w14 w15 w16se w16cid w16 w16cex w16sdtdh w16sdtfl w16du wp14">
-  <w:p>
-    <w:pPr>
-      <w:pStyle w:val="Kopfzeile"/>
-    </w:pPr>
-  </w:p>
-</w:hdr>
-</file>
-
-<file path=word/header2.xml><?xml version="1.0" encoding="utf-8"?>
 <w:hdr xmlns:wpc="http://schemas.microsoft.com/office/word/2010/wordprocessingCanvas" xmlns:cx="http://schemas.microsoft.com/office/drawing/2014/chartex" xmlns:cx1="http://schemas.microsoft.com/office/drawing/2015/9/8/chartex" xmlns:cx2="http://schemas.microsoft.com/office/drawing/2015/10/21/chartex" xmlns:cx3="http://schemas.microsoft.com/office/drawing/2016/5/9/chartex" xmlns:cx4="http://schemas.microsoft.com/office/drawing/2016/5/10/chartex" xmlns:cx5="http://schemas.microsoft.com/office/drawing/2016/5/11/chartex" xmlns:cx6="http://schemas.microsoft.com/office/drawing/2016/5/12/chartex" xmlns:cx7="http://schemas.microsoft.com/office/drawing/2016/5/13/chartex" xmlns:cx8="http://schemas.microsoft.com/office/drawing/2016/5/14/chartex" xmlns:mc="http://schemas.openxmlformats.org/markup-compatibility/2006" xmlns:aink="http://schemas.microsoft.com/office/drawing/2016/ink" xmlns:am3d="http://schemas.microsoft.com/office/drawing/2017/model3d" xmlns:o="urn:schemas-microsoft-com:office:office" xmlns:oel="http://schemas.microsoft.com/office/2019/extlst" xmlns:r="http://schemas.openxmlformats.org/officeDocument/2006/relationships" xmlns:m="http://schemas.openxmlformats.org/officeDocument/2006/math" xmlns:v="urn:schemas-microsoft-com:vml" xmlns:wp14="http://schemas.microsoft.com/office/word/2010/wordprocessingDrawing" xmlns:wp="http://schemas.openxmlformats.org/drawingml/2006/wordprocessingDrawing" xmlns:w10="urn:schemas-microsoft-com:office:word" xmlns:w="http://schemas.openxmlformats.org/wordprocessingml/2006/main" xmlns:w14="http://schemas.microsoft.com/office/word/2010/wordml" xmlns:w15="http://schemas.microsoft.com/office/word/2012/wordml" xmlns:w16cex="http://schemas.microsoft.com/office/word/2018/wordml/cex" xmlns:w16cid="http://schemas.microsoft.com/office/word/2016/wordml/cid" xmlns:w16="http://schemas.microsoft.com/office/word/2018/wordml" xmlns:w16du="http://schemas.microsoft.com/office/word/2023/wordml/word16du" xmlns:w16sdtdh="http://schemas.microsoft.com/office/word/2020/wordml/sdtdatahash" xmlns:w16sdtfl="http://schemas.microsoft.com/office/word/2024/wordml/sdtformatlock" xmlns:w16se="http://schemas.microsoft.com/office/word/2015/wordml/symex" xmlns:wpg="http://schemas.microsoft.com/office/word/2010/wordprocessingGroup" xmlns:wpi="http://schemas.microsoft.com/office/word/2010/wordprocessingInk" xmlns:wne="http://schemas.microsoft.com/office/word/2006/wordml" xmlns:wps="http://schemas.microsoft.com/office/word/2010/wordprocessingShape" mc:Ignorable="w14 w15 w16se w16cid w16 w16cex w16sdtdh w16sdtfl w16du wp14">
   <w:tbl>
     <w:tblPr>
@@ -7456,7 +7518,7 @@
 </w:hdr>
 </file>
 
-<file path=word/header3.xml><?xml version="1.0" encoding="utf-8"?>
+<file path=word/header2.xml><?xml version="1.0" encoding="utf-8"?>
 <w:hdr xmlns:wpc="http://schemas.microsoft.com/office/word/2010/wordprocessingCanvas" xmlns:cx="http://schemas.microsoft.com/office/drawing/2014/chartex" xmlns:cx1="http://schemas.microsoft.com/office/drawing/2015/9/8/chartex" xmlns:cx2="http://schemas.microsoft.com/office/drawing/2015/10/21/chartex" xmlns:cx3="http://schemas.microsoft.com/office/drawing/2016/5/9/chartex" xmlns:cx4="http://schemas.microsoft.com/office/drawing/2016/5/10/chartex" xmlns:cx5="http://schemas.microsoft.com/office/drawing/2016/5/11/chartex" xmlns:cx6="http://schemas.microsoft.com/office/drawing/2016/5/12/chartex" xmlns:cx7="http://schemas.microsoft.com/office/drawing/2016/5/13/chartex" xmlns:cx8="http://schemas.microsoft.com/office/drawing/2016/5/14/chartex" xmlns:mc="http://schemas.openxmlformats.org/markup-compatibility/2006" xmlns:aink="http://schemas.microsoft.com/office/drawing/2016/ink" xmlns:am3d="http://schemas.microsoft.com/office/drawing/2017/model3d" xmlns:o="urn:schemas-microsoft-com:office:office" xmlns:oel="http://schemas.microsoft.com/office/2019/extlst" xmlns:r="http://schemas.openxmlformats.org/officeDocument/2006/relationships" xmlns:m="http://schemas.openxmlformats.org/officeDocument/2006/math" xmlns:v="urn:schemas-microsoft-com:vml" xmlns:wp14="http://schemas.microsoft.com/office/word/2010/wordprocessingDrawing" xmlns:wp="http://schemas.openxmlformats.org/drawingml/2006/wordprocessingDrawing" xmlns:w10="urn:schemas-microsoft-com:office:word" xmlns:w="http://schemas.openxmlformats.org/wordprocessingml/2006/main" xmlns:w14="http://schemas.microsoft.com/office/word/2010/wordml" xmlns:w15="http://schemas.microsoft.com/office/word/2012/wordml" xmlns:w16cex="http://schemas.microsoft.com/office/word/2018/wordml/cex" xmlns:w16cid="http://schemas.microsoft.com/office/word/2016/wordml/cid" xmlns:w16="http://schemas.microsoft.com/office/word/2018/wordml" xmlns:w16du="http://schemas.microsoft.com/office/word/2023/wordml/word16du" xmlns:w16sdtdh="http://schemas.microsoft.com/office/word/2020/wordml/sdtdatahash" xmlns:w16sdtfl="http://schemas.microsoft.com/office/word/2024/wordml/sdtformatlock" xmlns:w16se="http://schemas.microsoft.com/office/word/2015/wordml/symex" xmlns:wpg="http://schemas.microsoft.com/office/word/2010/wordprocessingGroup" xmlns:wpi="http://schemas.microsoft.com/office/word/2010/wordprocessingInk" xmlns:wne="http://schemas.microsoft.com/office/word/2006/wordml" xmlns:wps="http://schemas.microsoft.com/office/word/2010/wordprocessingShape" mc:Ignorable="w14 w15 w16se w16cid w16 w16cex w16sdtdh w16sdtfl w16du wp14">
   <w:p>
     <w:pPr>
@@ -13331,290 +13393,6 @@
 </file>
 
 <file path=customXml/item1.xml><?xml version="1.0" encoding="utf-8"?>
-<?mso-contentType ?>
-<FormTemplates xmlns="http://schemas.microsoft.com/sharepoint/v3/contenttype/forms">
-  <Display>DocumentLibraryForm</Display>
-  <Edit>DocumentLibraryForm</Edit>
-  <New>DocumentLibraryForm</New>
-</FormTemplates>
-</file>
-
-<file path=customXml/item2.xml><?xml version="1.0" encoding="utf-8"?>
-<b:Sources xmlns:b="http://schemas.openxmlformats.org/officeDocument/2006/bibliography" xmlns="http://schemas.openxmlformats.org/officeDocument/2006/bibliography" SelectedStyle="\APA.XSL" StyleName="APA"/>
-</file>
-
-<file path=customXml/item3.xml><?xml version="1.0" encoding="utf-8"?>
-<ct:contentTypeSchema xmlns:ct="http://schemas.microsoft.com/office/2006/metadata/contentType" xmlns:ma="http://schemas.microsoft.com/office/2006/metadata/properties/metaAttributes" ct:_="" ma:_="" ma:contentTypeName="Document" ma:contentTypeID="0x010100A288E037145CF7468AC57385E82D6FE5" ma:contentTypeVersion="20" ma:contentTypeDescription="Create a new document." ma:contentTypeScope="" ma:versionID="0daa0e8fc175c7ef40a315815af95bfa">
-  <xsd:schema xmlns:xsd="http://www.w3.org/2001/XMLSchema" xmlns:xs="http://www.w3.org/2001/XMLSchema" xmlns:p="http://schemas.microsoft.com/office/2006/metadata/properties" xmlns:ns2="0dce162a-0029-464d-9d71-749884fd4f0f" xmlns:ns3="328ee7a0-d479-471e-8b8a-fb7ade1b85b6" targetNamespace="http://schemas.microsoft.com/office/2006/metadata/properties" ma:root="true" ma:fieldsID="45152f019ead7beaeefbef099957a64d" ns2:_="" ns3:_="">
-    <xsd:import namespace="0dce162a-0029-464d-9d71-749884fd4f0f"/>
-    <xsd:import namespace="328ee7a0-d479-471e-8b8a-fb7ade1b85b6"/>
-    <xsd:element name="properties">
-      <xsd:complexType>
-        <xsd:sequence>
-          <xsd:element name="documentManagement">
-            <xsd:complexType>
-              <xsd:all>
-                <xsd:element ref="ns2:MediaServiceMetadata" minOccurs="0"/>
-                <xsd:element ref="ns2:MediaServiceFastMetadata" minOccurs="0"/>
-                <xsd:element ref="ns2:MediaServiceAutoTags" minOccurs="0"/>
-                <xsd:element ref="ns2:MediaServiceOCR" minOccurs="0"/>
-                <xsd:element ref="ns2:MediaServiceGenerationTime" minOccurs="0"/>
-                <xsd:element ref="ns2:MediaServiceEventHashCode" minOccurs="0"/>
-                <xsd:element ref="ns3:SharedWithUsers" minOccurs="0"/>
-                <xsd:element ref="ns3:SharedWithDetails" minOccurs="0"/>
-                <xsd:element ref="ns2:MediaServiceDateTaken" minOccurs="0"/>
-                <xsd:element ref="ns2:MediaServiceLocation" minOccurs="0"/>
-                <xsd:element ref="ns2:MediaServiceAutoKeyPoints" minOccurs="0"/>
-                <xsd:element ref="ns2:MediaServiceKeyPoints" minOccurs="0"/>
-                <xsd:element ref="ns2:MediaLengthInSeconds" minOccurs="0"/>
-                <xsd:element ref="ns2:lcf76f155ced4ddcb4097134ff3c332f" minOccurs="0"/>
-                <xsd:element ref="ns3:TaxCatchAll" minOccurs="0"/>
-                <xsd:element ref="ns2:_Flow_SignoffStatus" minOccurs="0"/>
-                <xsd:element ref="ns2:MediaServiceObjectDetectorVersions" minOccurs="0"/>
-                <xsd:element ref="ns2:MediaServiceSearchProperties" minOccurs="0"/>
-                <xsd:element ref="ns2:MediaServiceBillingMetadata" minOccurs="0"/>
-              </xsd:all>
-            </xsd:complexType>
-          </xsd:element>
-        </xsd:sequence>
-      </xsd:complexType>
-    </xsd:element>
-  </xsd:schema>
-  <xsd:schema xmlns:xsd="http://www.w3.org/2001/XMLSchema" xmlns:xs="http://www.w3.org/2001/XMLSchema" xmlns:dms="http://schemas.microsoft.com/office/2006/documentManagement/types" xmlns:pc="http://schemas.microsoft.com/office/infopath/2007/PartnerControls" targetNamespace="0dce162a-0029-464d-9d71-749884fd4f0f" elementFormDefault="qualified">
-    <xsd:import namespace="http://schemas.microsoft.com/office/2006/documentManagement/types"/>
-    <xsd:import namespace="http://schemas.microsoft.com/office/infopath/2007/PartnerControls"/>
-    <xsd:element name="MediaServiceMetadata" ma:index="8" nillable="true" ma:displayName="MediaServiceMetadata" ma:hidden="true" ma:internalName="MediaServiceMetadata" ma:readOnly="true">
-      <xsd:simpleType>
-        <xsd:restriction base="dms:Note"/>
-      </xsd:simpleType>
-    </xsd:element>
-    <xsd:element name="MediaServiceFastMetadata" ma:index="9" nillable="true" ma:displayName="MediaServiceFastMetadata" ma:hidden="true" ma:internalName="MediaServiceFastMetadata" ma:readOnly="true">
-      <xsd:simpleType>
-        <xsd:restriction base="dms:Note"/>
-      </xsd:simpleType>
-    </xsd:element>
-    <xsd:element name="MediaServiceAutoTags" ma:index="10" nillable="true" ma:displayName="Tags" ma:internalName="MediaServiceAutoTags" ma:readOnly="true">
-      <xsd:simpleType>
-        <xsd:restriction base="dms:Text"/>
-      </xsd:simpleType>
-    </xsd:element>
-    <xsd:element name="MediaServiceOCR" ma:index="11" nillable="true" ma:displayName="Extracted Text" ma:internalName="MediaServiceOCR" ma:readOnly="true">
-      <xsd:simpleType>
-        <xsd:restriction base="dms:Note">
-          <xsd:maxLength value="255"/>
-        </xsd:restriction>
-      </xsd:simpleType>
-    </xsd:element>
-    <xsd:element name="MediaServiceGenerationTime" ma:index="12" nillable="true" ma:displayName="MediaServiceGenerationTime" ma:hidden="true" ma:internalName="MediaServiceGenerationTime" ma:readOnly="true">
-      <xsd:simpleType>
-        <xsd:restriction base="dms:Text"/>
-      </xsd:simpleType>
-    </xsd:element>
-    <xsd:element name="MediaServiceEventHashCode" ma:index="13" nillable="true" ma:displayName="MediaServiceEventHashCode" ma:hidden="true" ma:internalName="MediaServiceEventHashCode" ma:readOnly="true">
-      <xsd:simpleType>
-        <xsd:restriction base="dms:Text"/>
-      </xsd:simpleType>
-    </xsd:element>
-    <xsd:element name="MediaServiceDateTaken" ma:index="16" nillable="true" ma:displayName="MediaServiceDateTaken" ma:hidden="true" ma:internalName="MediaServiceDateTaken" ma:readOnly="true">
-      <xsd:simpleType>
-        <xsd:restriction base="dms:Text"/>
-      </xsd:simpleType>
-    </xsd:element>
-    <xsd:element name="MediaServiceLocation" ma:index="17" nillable="true" ma:displayName="Location" ma:internalName="MediaServiceLocation" ma:readOnly="true">
-      <xsd:simpleType>
-        <xsd:restriction base="dms:Text"/>
-      </xsd:simpleType>
-    </xsd:element>
-    <xsd:element name="MediaServiceAutoKeyPoints" ma:index="18" nillable="true" ma:displayName="MediaServiceAutoKeyPoints" ma:hidden="true" ma:internalName="MediaServiceAutoKeyPoints" ma:readOnly="true">
-      <xsd:simpleType>
-        <xsd:restriction base="dms:Note"/>
-      </xsd:simpleType>
-    </xsd:element>
-    <xsd:element name="MediaServiceKeyPoints" ma:index="19" nillable="true" ma:displayName="KeyPoints" ma:internalName="MediaServiceKeyPoints" ma:readOnly="true">
-      <xsd:simpleType>
-        <xsd:restriction base="dms:Note">
-          <xsd:maxLength value="255"/>
-        </xsd:restriction>
-      </xsd:simpleType>
-    </xsd:element>
-    <xsd:element name="MediaLengthInSeconds" ma:index="20" nillable="true" ma:displayName="Length (seconds)" ma:internalName="MediaLengthInSeconds" ma:readOnly="true">
-      <xsd:simpleType>
-        <xsd:restriction base="dms:Unknown"/>
-      </xsd:simpleType>
-    </xsd:element>
-    <xsd:element name="lcf76f155ced4ddcb4097134ff3c332f" ma:index="22" nillable="true" ma:taxonomy="true" ma:internalName="lcf76f155ced4ddcb4097134ff3c332f" ma:taxonomyFieldName="MediaServiceImageTags" ma:displayName="Image Tags" ma:readOnly="false" ma:fieldId="{5cf76f15-5ced-4ddc-b409-7134ff3c332f}" ma:taxonomyMulti="true" ma:sspId="f80f6d38-43b1-4def-ac06-3ce7426a3aa7" ma:termSetId="09814cd3-568e-fe90-9814-8d621ff8fb84" ma:anchorId="fba54fb3-c3e1-fe81-a776-ca4b69148c4d" ma:open="true" ma:isKeyword="false">
-      <xsd:complexType>
-        <xsd:sequence>
-          <xsd:element ref="pc:Terms" minOccurs="0" maxOccurs="1"/>
-        </xsd:sequence>
-      </xsd:complexType>
-    </xsd:element>
-    <xsd:element name="_Flow_SignoffStatus" ma:index="24" nillable="true" ma:displayName="Sign-off status" ma:internalName="Sign_x002d_off_x0020_status">
-      <xsd:simpleType>
-        <xsd:restriction base="dms:Text"/>
-      </xsd:simpleType>
-    </xsd:element>
-    <xsd:element name="MediaServiceObjectDetectorVersions" ma:index="25" nillable="true" ma:displayName="MediaServiceObjectDetectorVersions" ma:description="" ma:hidden="true" ma:indexed="true" ma:internalName="MediaServiceObjectDetectorVersions" ma:readOnly="true">
-      <xsd:simpleType>
-        <xsd:restriction base="dms:Text"/>
-      </xsd:simpleType>
-    </xsd:element>
-    <xsd:element name="MediaServiceSearchProperties" ma:index="26" nillable="true" ma:displayName="MediaServiceSearchProperties" ma:hidden="true" ma:internalName="MediaServiceSearchProperties" ma:readOnly="true">
-      <xsd:simpleType>
-        <xsd:restriction base="dms:Note"/>
-      </xsd:simpleType>
-    </xsd:element>
-    <xsd:element name="MediaServiceBillingMetadata" ma:index="27" nillable="true" ma:displayName="MediaServiceBillingMetadata" ma:hidden="true" ma:internalName="MediaServiceBillingMetadata" ma:readOnly="true">
-      <xsd:simpleType>
-        <xsd:restriction base="dms:Note"/>
-      </xsd:simpleType>
-    </xsd:element>
-  </xsd:schema>
-  <xsd:schema xmlns:xsd="http://www.w3.org/2001/XMLSchema" xmlns:xs="http://www.w3.org/2001/XMLSchema" xmlns:dms="http://schemas.microsoft.com/office/2006/documentManagement/types" xmlns:pc="http://schemas.microsoft.com/office/infopath/2007/PartnerControls" targetNamespace="328ee7a0-d479-471e-8b8a-fb7ade1b85b6" elementFormDefault="qualified">
-    <xsd:import namespace="http://schemas.microsoft.com/office/2006/documentManagement/types"/>
-    <xsd:import namespace="http://schemas.microsoft.com/office/infopath/2007/PartnerControls"/>
-    <xsd:element name="SharedWithUsers" ma:index="14" nillable="true" ma:displayName="Shared With" ma:internalName="SharedWithUsers" ma:readOnly="true">
-      <xsd:complexType>
-        <xsd:complexContent>
-          <xsd:extension base="dms:UserMulti">
-            <xsd:sequence>
-              <xsd:element name="UserInfo" minOccurs="0" maxOccurs="unbounded">
-                <xsd:complexType>
-                  <xsd:sequence>
-                    <xsd:element name="DisplayName" type="xsd:string" minOccurs="0"/>
-                    <xsd:element name="AccountId" type="dms:UserId" minOccurs="0" nillable="true"/>
-                    <xsd:element name="AccountType" type="xsd:string" minOccurs="0"/>
-                  </xsd:sequence>
-                </xsd:complexType>
-              </xsd:element>
-            </xsd:sequence>
-          </xsd:extension>
-        </xsd:complexContent>
-      </xsd:complexType>
-    </xsd:element>
-    <xsd:element name="SharedWithDetails" ma:index="15" nillable="true" ma:displayName="Shared With Details" ma:internalName="SharedWithDetails" ma:readOnly="true">
-      <xsd:simpleType>
-        <xsd:restriction base="dms:Note">
-          <xsd:maxLength value="255"/>
-        </xsd:restriction>
-      </xsd:simpleType>
-    </xsd:element>
-    <xsd:element name="TaxCatchAll" ma:index="23" nillable="true" ma:displayName="Taxonomy Catch All Column" ma:hidden="true" ma:list="{1297faec-60d2-42d4-90db-6ddebc2629b5}" ma:internalName="TaxCatchAll" ma:showField="CatchAllData" ma:web="328ee7a0-d479-471e-8b8a-fb7ade1b85b6">
-      <xsd:complexType>
-        <xsd:complexContent>
-          <xsd:extension base="dms:MultiChoiceLookup">
-            <xsd:sequence>
-              <xsd:element name="Value" type="dms:Lookup" maxOccurs="unbounded" minOccurs="0" nillable="true"/>
-            </xsd:sequence>
-          </xsd:extension>
-        </xsd:complexContent>
-      </xsd:complexType>
-    </xsd:element>
-  </xsd:schema>
-  <xsd:schema xmlns="http://schemas.openxmlformats.org/package/2006/metadata/core-properties" xmlns:xsd="http://www.w3.org/2001/XMLSchema" xmlns:xsi="http://www.w3.org/2001/XMLSchema-instance" xmlns:dc="http://purl.org/dc/elements/1.1/" xmlns:dcterms="http://purl.org/dc/terms/" xmlns:odoc="http://schemas.microsoft.com/internal/obd" targetNamespace="http://schemas.openxmlformats.org/package/2006/metadata/core-properties" elementFormDefault="qualified" attributeFormDefault="unqualified" blockDefault="#all">
-    <xsd:import namespace="http://purl.org/dc/elements/1.1/" schemaLocation="http://dublincore.org/schemas/xmls/qdc/2003/04/02/dc.xsd"/>
-    <xsd:import namespace="http://purl.org/dc/terms/" schemaLocation="http://dublincore.org/schemas/xmls/qdc/2003/04/02/dcterms.xsd"/>
-    <xsd:element name="coreProperties" type="CT_coreProperties"/>
-    <xsd:complexType name="CT_coreProperties">
-      <xsd:all>
-        <xsd:element ref="dc:creator" minOccurs="0" maxOccurs="1"/>
-        <xsd:element ref="dcterms:created" minOccurs="0" maxOccurs="1"/>
-        <xsd:element ref="dc:identifier" minOccurs="0" maxOccurs="1"/>
-        <xsd:element name="contentType" minOccurs="0" maxOccurs="1" type="xsd:string" ma:index="0" ma:displayName="Content Type"/>
-        <xsd:element ref="dc:title" minOccurs="0" maxOccurs="1" ma:index="4" ma:displayName="Title"/>
-        <xsd:element ref="dc:subject" minOccurs="0" maxOccurs="1"/>
-        <xsd:element ref="dc:description" minOccurs="0" maxOccurs="1"/>
-        <xsd:element name="keywords" minOccurs="0" maxOccurs="1" type="xsd:string"/>
-        <xsd:element ref="dc:language" minOccurs="0" maxOccurs="1"/>
-        <xsd:element name="category" minOccurs="0" maxOccurs="1" type="xsd:string"/>
-        <xsd:element name="version" minOccurs="0" maxOccurs="1" type="xsd:string"/>
-        <xsd:element name="revision" minOccurs="0" maxOccurs="1" type="xsd:string">
-          <xsd:annotation>
-            <xsd:documentation>
-                        This value indicates the number of saves or revisions. The application is responsible for updating this value after each revision.
-                    </xsd:documentation>
-          </xsd:annotation>
-        </xsd:element>
-        <xsd:element name="lastModifiedBy" minOccurs="0" maxOccurs="1" type="xsd:string"/>
-        <xsd:element ref="dcterms:modified" minOccurs="0" maxOccurs="1"/>
-        <xsd:element name="contentStatus" minOccurs="0" maxOccurs="1" type="xsd:string"/>
-      </xsd:all>
-    </xsd:complexType>
-  </xsd:schema>
-  <xs:schema xmlns:pc="http://schemas.microsoft.com/office/infopath/2007/PartnerControls" xmlns:xs="http://www.w3.org/2001/XMLSchema" targetNamespace="http://schemas.microsoft.com/office/infopath/2007/PartnerControls" elementFormDefault="qualified" attributeFormDefault="unqualified">
-    <xs:element name="Person">
-      <xs:complexType>
-        <xs:sequence>
-          <xs:element ref="pc:DisplayName" minOccurs="0"/>
-          <xs:element ref="pc:AccountId" minOccurs="0"/>
-          <xs:element ref="pc:AccountType" minOccurs="0"/>
-        </xs:sequence>
-      </xs:complexType>
-    </xs:element>
-    <xs:element name="DisplayName" type="xs:string"/>
-    <xs:element name="AccountId" type="xs:string"/>
-    <xs:element name="AccountType" type="xs:string"/>
-    <xs:element name="BDCAssociatedEntity">
-      <xs:complexType>
-        <xs:sequence>
-          <xs:element ref="pc:BDCEntity" minOccurs="0" maxOccurs="unbounded"/>
-        </xs:sequence>
-        <xs:attribute ref="pc:EntityNamespace"/>
-        <xs:attribute ref="pc:EntityName"/>
-        <xs:attribute ref="pc:SystemInstanceName"/>
-        <xs:attribute ref="pc:AssociationName"/>
-      </xs:complexType>
-    </xs:element>
-    <xs:attribute name="EntityNamespace" type="xs:string"/>
-    <xs:attribute name="EntityName" type="xs:string"/>
-    <xs:attribute name="SystemInstanceName" type="xs:string"/>
-    <xs:attribute name="AssociationName" type="xs:string"/>
-    <xs:element name="BDCEntity">
-      <xs:complexType>
-        <xs:sequence>
-          <xs:element ref="pc:EntityDisplayName" minOccurs="0"/>
-          <xs:element ref="pc:EntityInstanceReference" minOccurs="0"/>
-          <xs:element ref="pc:EntityId1" minOccurs="0"/>
-          <xs:element ref="pc:EntityId2" minOccurs="0"/>
-          <xs:element ref="pc:EntityId3" minOccurs="0"/>
-          <xs:element ref="pc:EntityId4" minOccurs="0"/>
-          <xs:element ref="pc:EntityId5" minOccurs="0"/>
-        </xs:sequence>
-      </xs:complexType>
-    </xs:element>
-    <xs:element name="EntityDisplayName" type="xs:string"/>
-    <xs:element name="EntityInstanceReference" type="xs:string"/>
-    <xs:element name="EntityId1" type="xs:string"/>
-    <xs:element name="EntityId2" type="xs:string"/>
-    <xs:element name="EntityId3" type="xs:string"/>
-    <xs:element name="EntityId4" type="xs:string"/>
-    <xs:element name="EntityId5" type="xs:string"/>
-    <xs:element name="Terms">
-      <xs:complexType>
-        <xs:sequence>
-          <xs:element ref="pc:TermInfo" minOccurs="0" maxOccurs="unbounded"/>
-        </xs:sequence>
-      </xs:complexType>
-    </xs:element>
-    <xs:element name="TermInfo">
-      <xs:complexType>
-        <xs:sequence>
-          <xs:element ref="pc:TermName" minOccurs="0"/>
-          <xs:element ref="pc:TermId" minOccurs="0"/>
-        </xs:sequence>
-      </xs:complexType>
-    </xs:element>
-    <xs:element name="TermName" type="xs:string"/>
-    <xs:element name="TermId" type="xs:string"/>
-  </xs:schema>
-</ct:contentTypeSchema>
-</file>
-
-<file path=customXml/item4.xml><?xml version="1.0" encoding="utf-8"?>
-<b:Sources xmlns:b="http://schemas.openxmlformats.org/officeDocument/2006/bibliography" xmlns="http://schemas.openxmlformats.org/officeDocument/2006/bibliography" SelectedStyle="\APA.XSL" StyleName="APA"/>
-</file>
-
-<file path=customXml/item5.xml><?xml version="1.0" encoding="utf-8"?>
 <p:properties xmlns:p="http://schemas.microsoft.com/office/2006/metadata/properties" xmlns:xsi="http://www.w3.org/2001/XMLSchema-instance" xmlns:pc="http://schemas.microsoft.com/office/infopath/2007/PartnerControls">
   <documentManagement>
     <SharedWithUsers xmlns="328ee7a0-d479-471e-8b8a-fb7ade1b85b6">
@@ -13728,15 +13506,326 @@
 </p:properties>
 </file>
 
+<file path=customXml/item2.xml><?xml version="1.0" encoding="utf-8"?>
+<b:Sources xmlns:b="http://schemas.openxmlformats.org/officeDocument/2006/bibliography" xmlns="http://schemas.openxmlformats.org/officeDocument/2006/bibliography" SelectedStyle="\APA.XSL" StyleName="APA"/>
+</file>
+
+<file path=customXml/item3.xml><?xml version="1.0" encoding="utf-8"?>
+<b:Sources xmlns:b="http://schemas.openxmlformats.org/officeDocument/2006/bibliography" xmlns="http://schemas.openxmlformats.org/officeDocument/2006/bibliography" SelectedStyle="\APA.XSL" StyleName="APA"/>
+</file>
+
+<file path=customXml/item4.xml><?xml version="1.0" encoding="utf-8"?>
+<?mso-contentType ?>
+<FormTemplates xmlns="http://schemas.microsoft.com/sharepoint/v3/contenttype/forms">
+  <Display>DocumentLibraryForm</Display>
+  <Edit>DocumentLibraryForm</Edit>
+  <New>DocumentLibraryForm</New>
+</FormTemplates>
+</file>
+
+<file path=customXml/item5.xml><?xml version="1.0" encoding="utf-8"?>
+<b:Sources xmlns:b="http://schemas.openxmlformats.org/officeDocument/2006/bibliography" xmlns="http://schemas.openxmlformats.org/officeDocument/2006/bibliography" SelectedStyle="\APA.XSL" StyleName="APA"/>
+</file>
+
 <file path=customXml/item6.xml><?xml version="1.0" encoding="utf-8"?>
 <b:Sources xmlns:b="http://schemas.openxmlformats.org/officeDocument/2006/bibliography" xmlns="http://schemas.openxmlformats.org/officeDocument/2006/bibliography" SelectedStyle="\APA.XSL" StyleName="APA"/>
 </file>
 
 <file path=customXml/item7.xml><?xml version="1.0" encoding="utf-8"?>
-<b:Sources xmlns:b="http://schemas.openxmlformats.org/officeDocument/2006/bibliography" xmlns="http://schemas.openxmlformats.org/officeDocument/2006/bibliography" SelectedStyle="\APA.XSL" StyleName="APA"/>
+<ct:contentTypeSchema xmlns:ct="http://schemas.microsoft.com/office/2006/metadata/contentType" xmlns:ma="http://schemas.microsoft.com/office/2006/metadata/properties/metaAttributes" ct:_="" ma:_="" ma:contentTypeName="Dokument" ma:contentTypeID="0x010100A288E037145CF7468AC57385E82D6FE5" ma:contentTypeVersion="20" ma:contentTypeDescription="Ein neues Dokument erstellen." ma:contentTypeScope="" ma:versionID="bf327b87ea3eb926897eb55fd91f3c9a">
+  <xsd:schema xmlns:xsd="http://www.w3.org/2001/XMLSchema" xmlns:xs="http://www.w3.org/2001/XMLSchema" xmlns:p="http://schemas.microsoft.com/office/2006/metadata/properties" xmlns:ns2="0dce162a-0029-464d-9d71-749884fd4f0f" xmlns:ns3="328ee7a0-d479-471e-8b8a-fb7ade1b85b6" targetNamespace="http://schemas.microsoft.com/office/2006/metadata/properties" ma:root="true" ma:fieldsID="16e501ea06252821b1c5a1b5e09be609" ns2:_="" ns3:_="">
+    <xsd:import namespace="0dce162a-0029-464d-9d71-749884fd4f0f"/>
+    <xsd:import namespace="328ee7a0-d479-471e-8b8a-fb7ade1b85b6"/>
+    <xsd:element name="properties">
+      <xsd:complexType>
+        <xsd:sequence>
+          <xsd:element name="documentManagement">
+            <xsd:complexType>
+              <xsd:all>
+                <xsd:element ref="ns2:MediaServiceMetadata" minOccurs="0"/>
+                <xsd:element ref="ns2:MediaServiceFastMetadata" minOccurs="0"/>
+                <xsd:element ref="ns2:MediaServiceAutoTags" minOccurs="0"/>
+                <xsd:element ref="ns2:MediaServiceOCR" minOccurs="0"/>
+                <xsd:element ref="ns2:MediaServiceGenerationTime" minOccurs="0"/>
+                <xsd:element ref="ns2:MediaServiceEventHashCode" minOccurs="0"/>
+                <xsd:element ref="ns3:SharedWithUsers" minOccurs="0"/>
+                <xsd:element ref="ns3:SharedWithDetails" minOccurs="0"/>
+                <xsd:element ref="ns2:MediaServiceDateTaken" minOccurs="0"/>
+                <xsd:element ref="ns2:MediaServiceLocation" minOccurs="0"/>
+                <xsd:element ref="ns2:MediaServiceAutoKeyPoints" minOccurs="0"/>
+                <xsd:element ref="ns2:MediaServiceKeyPoints" minOccurs="0"/>
+                <xsd:element ref="ns2:MediaLengthInSeconds" minOccurs="0"/>
+                <xsd:element ref="ns2:lcf76f155ced4ddcb4097134ff3c332f" minOccurs="0"/>
+                <xsd:element ref="ns3:TaxCatchAll" minOccurs="0"/>
+                <xsd:element ref="ns2:_Flow_SignoffStatus" minOccurs="0"/>
+                <xsd:element ref="ns2:MediaServiceObjectDetectorVersions" minOccurs="0"/>
+                <xsd:element ref="ns2:MediaServiceSearchProperties" minOccurs="0"/>
+                <xsd:element ref="ns2:MediaServiceBillingMetadata" minOccurs="0"/>
+              </xsd:all>
+            </xsd:complexType>
+          </xsd:element>
+        </xsd:sequence>
+      </xsd:complexType>
+    </xsd:element>
+  </xsd:schema>
+  <xsd:schema xmlns:xsd="http://www.w3.org/2001/XMLSchema" xmlns:xs="http://www.w3.org/2001/XMLSchema" xmlns:dms="http://schemas.microsoft.com/office/2006/documentManagement/types" xmlns:pc="http://schemas.microsoft.com/office/infopath/2007/PartnerControls" targetNamespace="0dce162a-0029-464d-9d71-749884fd4f0f" elementFormDefault="qualified">
+    <xsd:import namespace="http://schemas.microsoft.com/office/2006/documentManagement/types"/>
+    <xsd:import namespace="http://schemas.microsoft.com/office/infopath/2007/PartnerControls"/>
+    <xsd:element name="MediaServiceMetadata" ma:index="8" nillable="true" ma:displayName="MediaServiceMetadata" ma:hidden="true" ma:internalName="MediaServiceMetadata" ma:readOnly="true">
+      <xsd:simpleType>
+        <xsd:restriction base="dms:Note"/>
+      </xsd:simpleType>
+    </xsd:element>
+    <xsd:element name="MediaServiceFastMetadata" ma:index="9" nillable="true" ma:displayName="MediaServiceFastMetadata" ma:hidden="true" ma:internalName="MediaServiceFastMetadata" ma:readOnly="true">
+      <xsd:simpleType>
+        <xsd:restriction base="dms:Note"/>
+      </xsd:simpleType>
+    </xsd:element>
+    <xsd:element name="MediaServiceAutoTags" ma:index="10" nillable="true" ma:displayName="Tags" ma:internalName="MediaServiceAutoTags" ma:readOnly="true">
+      <xsd:simpleType>
+        <xsd:restriction base="dms:Text"/>
+      </xsd:simpleType>
+    </xsd:element>
+    <xsd:element name="MediaServiceOCR" ma:index="11" nillable="true" ma:displayName="Extracted Text" ma:internalName="MediaServiceOCR" ma:readOnly="true">
+      <xsd:simpleType>
+        <xsd:restriction base="dms:Note">
+          <xsd:maxLength value="255"/>
+        </xsd:restriction>
+      </xsd:simpleType>
+    </xsd:element>
+    <xsd:element name="MediaServiceGenerationTime" ma:index="12" nillable="true" ma:displayName="MediaServiceGenerationTime" ma:hidden="true" ma:internalName="MediaServiceGenerationTime" ma:readOnly="true">
+      <xsd:simpleType>
+        <xsd:restriction base="dms:Text"/>
+      </xsd:simpleType>
+    </xsd:element>
+    <xsd:element name="MediaServiceEventHashCode" ma:index="13" nillable="true" ma:displayName="MediaServiceEventHashCode" ma:hidden="true" ma:internalName="MediaServiceEventHashCode" ma:readOnly="true">
+      <xsd:simpleType>
+        <xsd:restriction base="dms:Text"/>
+      </xsd:simpleType>
+    </xsd:element>
+    <xsd:element name="MediaServiceDateTaken" ma:index="16" nillable="true" ma:displayName="MediaServiceDateTaken" ma:hidden="true" ma:internalName="MediaServiceDateTaken" ma:readOnly="true">
+      <xsd:simpleType>
+        <xsd:restriction base="dms:Text"/>
+      </xsd:simpleType>
+    </xsd:element>
+    <xsd:element name="MediaServiceLocation" ma:index="17" nillable="true" ma:displayName="Location" ma:internalName="MediaServiceLocation" ma:readOnly="true">
+      <xsd:simpleType>
+        <xsd:restriction base="dms:Text"/>
+      </xsd:simpleType>
+    </xsd:element>
+    <xsd:element name="MediaServiceAutoKeyPoints" ma:index="18" nillable="true" ma:displayName="MediaServiceAutoKeyPoints" ma:hidden="true" ma:internalName="MediaServiceAutoKeyPoints" ma:readOnly="true">
+      <xsd:simpleType>
+        <xsd:restriction base="dms:Note"/>
+      </xsd:simpleType>
+    </xsd:element>
+    <xsd:element name="MediaServiceKeyPoints" ma:index="19" nillable="true" ma:displayName="KeyPoints" ma:internalName="MediaServiceKeyPoints" ma:readOnly="true">
+      <xsd:simpleType>
+        <xsd:restriction base="dms:Note">
+          <xsd:maxLength value="255"/>
+        </xsd:restriction>
+      </xsd:simpleType>
+    </xsd:element>
+    <xsd:element name="MediaLengthInSeconds" ma:index="20" nillable="true" ma:displayName="Length (seconds)" ma:internalName="MediaLengthInSeconds" ma:readOnly="true">
+      <xsd:simpleType>
+        <xsd:restriction base="dms:Unknown"/>
+      </xsd:simpleType>
+    </xsd:element>
+    <xsd:element name="lcf76f155ced4ddcb4097134ff3c332f" ma:index="22" nillable="true" ma:taxonomy="true" ma:internalName="lcf76f155ced4ddcb4097134ff3c332f" ma:taxonomyFieldName="MediaServiceImageTags" ma:displayName="Bildmarkierungen" ma:readOnly="false" ma:fieldId="{5cf76f15-5ced-4ddc-b409-7134ff3c332f}" ma:taxonomyMulti="true" ma:sspId="f80f6d38-43b1-4def-ac06-3ce7426a3aa7" ma:termSetId="09814cd3-568e-fe90-9814-8d621ff8fb84" ma:anchorId="fba54fb3-c3e1-fe81-a776-ca4b69148c4d" ma:open="true" ma:isKeyword="false">
+      <xsd:complexType>
+        <xsd:sequence>
+          <xsd:element ref="pc:Terms" minOccurs="0" maxOccurs="1"/>
+        </xsd:sequence>
+      </xsd:complexType>
+    </xsd:element>
+    <xsd:element name="_Flow_SignoffStatus" ma:index="24" nillable="true" ma:displayName="Sign-off status" ma:internalName="Sign_x002d_off_x0020_status">
+      <xsd:simpleType>
+        <xsd:restriction base="dms:Text"/>
+      </xsd:simpleType>
+    </xsd:element>
+    <xsd:element name="MediaServiceObjectDetectorVersions" ma:index="25" nillable="true" ma:displayName="MediaServiceObjectDetectorVersions" ma:description="" ma:hidden="true" ma:indexed="true" ma:internalName="MediaServiceObjectDetectorVersions" ma:readOnly="true">
+      <xsd:simpleType>
+        <xsd:restriction base="dms:Text"/>
+      </xsd:simpleType>
+    </xsd:element>
+    <xsd:element name="MediaServiceSearchProperties" ma:index="26" nillable="true" ma:displayName="MediaServiceSearchProperties" ma:hidden="true" ma:internalName="MediaServiceSearchProperties" ma:readOnly="true">
+      <xsd:simpleType>
+        <xsd:restriction base="dms:Note"/>
+      </xsd:simpleType>
+    </xsd:element>
+    <xsd:element name="MediaServiceBillingMetadata" ma:index="27" nillable="true" ma:displayName="MediaServiceBillingMetadata" ma:hidden="true" ma:internalName="MediaServiceBillingMetadata" ma:readOnly="true">
+      <xsd:simpleType>
+        <xsd:restriction base="dms:Note"/>
+      </xsd:simpleType>
+    </xsd:element>
+  </xsd:schema>
+  <xsd:schema xmlns:xsd="http://www.w3.org/2001/XMLSchema" xmlns:xs="http://www.w3.org/2001/XMLSchema" xmlns:dms="http://schemas.microsoft.com/office/2006/documentManagement/types" xmlns:pc="http://schemas.microsoft.com/office/infopath/2007/PartnerControls" targetNamespace="328ee7a0-d479-471e-8b8a-fb7ade1b85b6" elementFormDefault="qualified">
+    <xsd:import namespace="http://schemas.microsoft.com/office/2006/documentManagement/types"/>
+    <xsd:import namespace="http://schemas.microsoft.com/office/infopath/2007/PartnerControls"/>
+    <xsd:element name="SharedWithUsers" ma:index="14" nillable="true" ma:displayName="Freigegeben für" ma:internalName="SharedWithUsers" ma:readOnly="true">
+      <xsd:complexType>
+        <xsd:complexContent>
+          <xsd:extension base="dms:UserMulti">
+            <xsd:sequence>
+              <xsd:element name="UserInfo" minOccurs="0" maxOccurs="unbounded">
+                <xsd:complexType>
+                  <xsd:sequence>
+                    <xsd:element name="DisplayName" type="xsd:string" minOccurs="0"/>
+                    <xsd:element name="AccountId" type="dms:UserId" minOccurs="0" nillable="true"/>
+                    <xsd:element name="AccountType" type="xsd:string" minOccurs="0"/>
+                  </xsd:sequence>
+                </xsd:complexType>
+              </xsd:element>
+            </xsd:sequence>
+          </xsd:extension>
+        </xsd:complexContent>
+      </xsd:complexType>
+    </xsd:element>
+    <xsd:element name="SharedWithDetails" ma:index="15" nillable="true" ma:displayName="Freigegeben für - Details" ma:internalName="SharedWithDetails" ma:readOnly="true">
+      <xsd:simpleType>
+        <xsd:restriction base="dms:Note">
+          <xsd:maxLength value="255"/>
+        </xsd:restriction>
+      </xsd:simpleType>
+    </xsd:element>
+    <xsd:element name="TaxCatchAll" ma:index="23" nillable="true" ma:displayName="Taxonomy Catch All Column" ma:hidden="true" ma:list="{1297faec-60d2-42d4-90db-6ddebc2629b5}" ma:internalName="TaxCatchAll" ma:showField="CatchAllData" ma:web="328ee7a0-d479-471e-8b8a-fb7ade1b85b6">
+      <xsd:complexType>
+        <xsd:complexContent>
+          <xsd:extension base="dms:MultiChoiceLookup">
+            <xsd:sequence>
+              <xsd:element name="Value" type="dms:Lookup" maxOccurs="unbounded" minOccurs="0" nillable="true"/>
+            </xsd:sequence>
+          </xsd:extension>
+        </xsd:complexContent>
+      </xsd:complexType>
+    </xsd:element>
+  </xsd:schema>
+  <xsd:schema xmlns="http://schemas.openxmlformats.org/package/2006/metadata/core-properties" xmlns:xsd="http://www.w3.org/2001/XMLSchema" xmlns:xsi="http://www.w3.org/2001/XMLSchema-instance" xmlns:dc="http://purl.org/dc/elements/1.1/" xmlns:dcterms="http://purl.org/dc/terms/" xmlns:odoc="http://schemas.microsoft.com/internal/obd" targetNamespace="http://schemas.openxmlformats.org/package/2006/metadata/core-properties" elementFormDefault="qualified" attributeFormDefault="unqualified" blockDefault="#all">
+    <xsd:import namespace="http://purl.org/dc/elements/1.1/" schemaLocation="http://dublincore.org/schemas/xmls/qdc/2003/04/02/dc.xsd"/>
+    <xsd:import namespace="http://purl.org/dc/terms/" schemaLocation="http://dublincore.org/schemas/xmls/qdc/2003/04/02/dcterms.xsd"/>
+    <xsd:element name="coreProperties" type="CT_coreProperties"/>
+    <xsd:complexType name="CT_coreProperties">
+      <xsd:all>
+        <xsd:element ref="dc:creator" minOccurs="0" maxOccurs="1"/>
+        <xsd:element ref="dcterms:created" minOccurs="0" maxOccurs="1"/>
+        <xsd:element ref="dc:identifier" minOccurs="0" maxOccurs="1"/>
+        <xsd:element name="contentType" minOccurs="0" maxOccurs="1" type="xsd:string" ma:index="0" ma:displayName="Inhaltstyp"/>
+        <xsd:element ref="dc:title" minOccurs="0" maxOccurs="1" ma:index="4" ma:displayName="Titel"/>
+        <xsd:element ref="dc:subject" minOccurs="0" maxOccurs="1"/>
+        <xsd:element ref="dc:description" minOccurs="0" maxOccurs="1"/>
+        <xsd:element name="keywords" minOccurs="0" maxOccurs="1" type="xsd:string"/>
+        <xsd:element ref="dc:language" minOccurs="0" maxOccurs="1"/>
+        <xsd:element name="category" minOccurs="0" maxOccurs="1" type="xsd:string"/>
+        <xsd:element name="version" minOccurs="0" maxOccurs="1" type="xsd:string"/>
+        <xsd:element name="revision" minOccurs="0" maxOccurs="1" type="xsd:string">
+          <xsd:annotation>
+            <xsd:documentation>
+                        This value indicates the number of saves or revisions. The application is responsible for updating this value after each revision.
+                    </xsd:documentation>
+          </xsd:annotation>
+        </xsd:element>
+        <xsd:element name="lastModifiedBy" minOccurs="0" maxOccurs="1" type="xsd:string"/>
+        <xsd:element ref="dcterms:modified" minOccurs="0" maxOccurs="1"/>
+        <xsd:element name="contentStatus" minOccurs="0" maxOccurs="1" type="xsd:string"/>
+      </xsd:all>
+    </xsd:complexType>
+  </xsd:schema>
+  <xs:schema xmlns:pc="http://schemas.microsoft.com/office/infopath/2007/PartnerControls" xmlns:xs="http://www.w3.org/2001/XMLSchema" targetNamespace="http://schemas.microsoft.com/office/infopath/2007/PartnerControls" elementFormDefault="qualified" attributeFormDefault="unqualified">
+    <xs:element name="Person">
+      <xs:complexType>
+        <xs:sequence>
+          <xs:element ref="pc:DisplayName" minOccurs="0"/>
+          <xs:element ref="pc:AccountId" minOccurs="0"/>
+          <xs:element ref="pc:AccountType" minOccurs="0"/>
+        </xs:sequence>
+      </xs:complexType>
+    </xs:element>
+    <xs:element name="DisplayName" type="xs:string"/>
+    <xs:element name="AccountId" type="xs:string"/>
+    <xs:element name="AccountType" type="xs:string"/>
+    <xs:element name="BDCAssociatedEntity">
+      <xs:complexType>
+        <xs:sequence>
+          <xs:element ref="pc:BDCEntity" minOccurs="0" maxOccurs="unbounded"/>
+        </xs:sequence>
+        <xs:attribute ref="pc:EntityNamespace"/>
+        <xs:attribute ref="pc:EntityName"/>
+        <xs:attribute ref="pc:SystemInstanceName"/>
+        <xs:attribute ref="pc:AssociationName"/>
+      </xs:complexType>
+    </xs:element>
+    <xs:attribute name="EntityNamespace" type="xs:string"/>
+    <xs:attribute name="EntityName" type="xs:string"/>
+    <xs:attribute name="SystemInstanceName" type="xs:string"/>
+    <xs:attribute name="AssociationName" type="xs:string"/>
+    <xs:element name="BDCEntity">
+      <xs:complexType>
+        <xs:sequence>
+          <xs:element ref="pc:EntityDisplayName" minOccurs="0"/>
+          <xs:element ref="pc:EntityInstanceReference" minOccurs="0"/>
+          <xs:element ref="pc:EntityId1" minOccurs="0"/>
+          <xs:element ref="pc:EntityId2" minOccurs="0"/>
+          <xs:element ref="pc:EntityId3" minOccurs="0"/>
+          <xs:element ref="pc:EntityId4" minOccurs="0"/>
+          <xs:element ref="pc:EntityId5" minOccurs="0"/>
+        </xs:sequence>
+      </xs:complexType>
+    </xs:element>
+    <xs:element name="EntityDisplayName" type="xs:string"/>
+    <xs:element name="EntityInstanceReference" type="xs:string"/>
+    <xs:element name="EntityId1" type="xs:string"/>
+    <xs:element name="EntityId2" type="xs:string"/>
+    <xs:element name="EntityId3" type="xs:string"/>
+    <xs:element name="EntityId4" type="xs:string"/>
+    <xs:element name="EntityId5" type="xs:string"/>
+    <xs:element name="Terms">
+      <xs:complexType>
+        <xs:sequence>
+          <xs:element ref="pc:TermInfo" minOccurs="0" maxOccurs="unbounded"/>
+        </xs:sequence>
+      </xs:complexType>
+    </xs:element>
+    <xs:element name="TermInfo">
+      <xs:complexType>
+        <xs:sequence>
+          <xs:element ref="pc:TermName" minOccurs="0"/>
+          <xs:element ref="pc:TermId" minOccurs="0"/>
+        </xs:sequence>
+      </xs:complexType>
+    </xs:element>
+    <xs:element name="TermName" type="xs:string"/>
+    <xs:element name="TermId" type="xs:string"/>
+  </xs:schema>
+</ct:contentTypeSchema>
 </file>
 
 <file path=customXml/itemProps1.xml><?xml version="1.0" encoding="utf-8"?>
+<ds:datastoreItem xmlns:ds="http://schemas.openxmlformats.org/officeDocument/2006/customXml" ds:itemID="{E5FFF9CC-74E8-47F8-9A9C-006F13DB17FC}">
+  <ds:schemaRefs>
+    <ds:schemaRef ds:uri="http://schemas.microsoft.com/office/2006/metadata/properties"/>
+    <ds:schemaRef ds:uri="http://schemas.microsoft.com/office/infopath/2007/PartnerControls"/>
+    <ds:schemaRef ds:uri="328ee7a0-d479-471e-8b8a-fb7ade1b85b6"/>
+    <ds:schemaRef ds:uri="0dce162a-0029-464d-9d71-749884fd4f0f"/>
+  </ds:schemaRefs>
+</ds:datastoreItem>
+</file>
+
+<file path=customXml/itemProps2.xml><?xml version="1.0" encoding="utf-8"?>
+<ds:datastoreItem xmlns:ds="http://schemas.openxmlformats.org/officeDocument/2006/customXml" ds:itemID="{54673DC8-BF55-4C72-9C82-B19072E81E26}">
+  <ds:schemaRefs>
+    <ds:schemaRef ds:uri="http://schemas.openxmlformats.org/officeDocument/2006/bibliography"/>
+  </ds:schemaRefs>
+</ds:datastoreItem>
+</file>
+
+<file path=customXml/itemProps3.xml><?xml version="1.0" encoding="utf-8"?>
+<ds:datastoreItem xmlns:ds="http://schemas.openxmlformats.org/officeDocument/2006/customXml" ds:itemID="{B25A85D8-2B85-4C61-9159-9764121AED10}">
+  <ds:schemaRefs>
+    <ds:schemaRef ds:uri="http://schemas.openxmlformats.org/officeDocument/2006/bibliography"/>
+  </ds:schemaRefs>
+</ds:datastoreItem>
+</file>
+
+<file path=customXml/itemProps4.xml><?xml version="1.0" encoding="utf-8"?>
 <ds:datastoreItem xmlns:ds="http://schemas.openxmlformats.org/officeDocument/2006/customXml" ds:itemID="{99594066-151B-4664-B7F5-2048EA576CB8}">
   <ds:schemaRefs>
     <ds:schemaRef ds:uri="http://schemas.microsoft.com/sharepoint/v3/contenttype/forms"/>
@@ -13744,48 +13833,10 @@
 </ds:datastoreItem>
 </file>
 
-<file path=customXml/itemProps2.xml><?xml version="1.0" encoding="utf-8"?>
-<ds:datastoreItem xmlns:ds="http://schemas.openxmlformats.org/officeDocument/2006/customXml" ds:itemID="{B25A85D8-2B85-4C61-9159-9764121AED10}">
+<file path=customXml/itemProps5.xml><?xml version="1.0" encoding="utf-8"?>
+<ds:datastoreItem xmlns:ds="http://schemas.openxmlformats.org/officeDocument/2006/customXml" ds:itemID="{76A0487D-4298-40DB-900E-D476492F573A}">
   <ds:schemaRefs>
     <ds:schemaRef ds:uri="http://schemas.openxmlformats.org/officeDocument/2006/bibliography"/>
-  </ds:schemaRefs>
-</ds:datastoreItem>
-</file>
-
-<file path=customXml/itemProps3.xml><?xml version="1.0" encoding="utf-8"?>
-<ds:datastoreItem xmlns:ds="http://schemas.openxmlformats.org/officeDocument/2006/customXml" ds:itemID="{36E20381-DBF2-4A67-9D50-6D35FA500E9E}">
-  <ds:schemaRefs>
-    <ds:schemaRef ds:uri="http://schemas.microsoft.com/office/2006/metadata/contentType"/>
-    <ds:schemaRef ds:uri="http://schemas.microsoft.com/office/2006/metadata/properties/metaAttributes"/>
-    <ds:schemaRef ds:uri="http://www.w3.org/2001/XMLSchema"/>
-    <ds:schemaRef ds:uri="http://schemas.microsoft.com/office/2006/metadata/properties"/>
-    <ds:schemaRef ds:uri="0dce162a-0029-464d-9d71-749884fd4f0f"/>
-    <ds:schemaRef ds:uri="328ee7a0-d479-471e-8b8a-fb7ade1b85b6"/>
-    <ds:schemaRef ds:uri="http://schemas.microsoft.com/office/2006/documentManagement/types"/>
-    <ds:schemaRef ds:uri="http://schemas.microsoft.com/office/infopath/2007/PartnerControls"/>
-    <ds:schemaRef ds:uri="http://schemas.openxmlformats.org/package/2006/metadata/core-properties"/>
-    <ds:schemaRef ds:uri="http://purl.org/dc/elements/1.1/"/>
-    <ds:schemaRef ds:uri="http://purl.org/dc/terms/"/>
-    <ds:schemaRef ds:uri="http://schemas.microsoft.com/internal/obd"/>
-  </ds:schemaRefs>
-</ds:datastoreItem>
-</file>
-
-<file path=customXml/itemProps4.xml><?xml version="1.0" encoding="utf-8"?>
-<ds:datastoreItem xmlns:ds="http://schemas.openxmlformats.org/officeDocument/2006/customXml" ds:itemID="{54673DC8-BF55-4C72-9C82-B19072E81E26}">
-  <ds:schemaRefs>
-    <ds:schemaRef ds:uri="http://schemas.openxmlformats.org/officeDocument/2006/bibliography"/>
-  </ds:schemaRefs>
-</ds:datastoreItem>
-</file>
-
-<file path=customXml/itemProps5.xml><?xml version="1.0" encoding="utf-8"?>
-<ds:datastoreItem xmlns:ds="http://schemas.openxmlformats.org/officeDocument/2006/customXml" ds:itemID="{E5FFF9CC-74E8-47F8-9A9C-006F13DB17FC}">
-  <ds:schemaRefs>
-    <ds:schemaRef ds:uri="http://schemas.microsoft.com/office/2006/metadata/properties"/>
-    <ds:schemaRef ds:uri="http://schemas.microsoft.com/office/infopath/2007/PartnerControls"/>
-    <ds:schemaRef ds:uri="328ee7a0-d479-471e-8b8a-fb7ade1b85b6"/>
-    <ds:schemaRef ds:uri="0dce162a-0029-464d-9d71-749884fd4f0f"/>
   </ds:schemaRefs>
 </ds:datastoreItem>
 </file>
@@ -13799,9 +13850,5 @@
 </file>
 
 <file path=customXml/itemProps7.xml><?xml version="1.0" encoding="utf-8"?>
-<ds:datastoreItem xmlns:ds="http://schemas.openxmlformats.org/officeDocument/2006/customXml" ds:itemID="{76A0487D-4298-40DB-900E-D476492F573A}">
-  <ds:schemaRefs>
-    <ds:schemaRef ds:uri="http://schemas.openxmlformats.org/officeDocument/2006/bibliography"/>
-  </ds:schemaRefs>
-</ds:datastoreItem>
+<ds:datastoreItem xmlns:ds="http://schemas.openxmlformats.org/officeDocument/2006/customXml" ds:itemID="{7FF118B0-8732-4A05-8539-8069CFCDF9DC}"/>
 </file>